--- a/static/templates/word/zh/检证计划书.docx
+++ b/static/templates/word/zh/检证计划书.docx
@@ -128,8 +128,6 @@
               </w:rPr>
               <w:t>and results</w:t>
             </w:r>
-            <w:bookmarkStart w:id="0" w:name="_GoBack"/>
-            <w:bookmarkEnd w:id="0"/>
           </w:p>
           <w:p>
             <w:pPr>
@@ -1798,16 +1796,16 @@
           </mc:Choice>
           <mc:Fallback>
             <w:pict>
-              <v:group id="Group 210" o:spid="_x0000_s1026" o:spt="203" style="position:absolute;left:0pt;margin-left:609.15pt;margin-top:-119.7pt;height:200.1pt;width:176.15pt;z-index:251659264;mso-width-relative:page;mso-height-relative:page;" coordorigin="12720,1035" coordsize="3623,4244" o:gfxdata="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">
+              <v:group id="Group 210" o:spid="_x0000_s1026" o:spt="203" style="position:absolute;left:0pt;margin-left:609.15pt;margin-top:-119.7pt;height:200.1pt;width:176.15pt;z-index:251659264;mso-width-relative:page;mso-height-relative:page;" coordorigin="12720,1035" coordsize="3623,4244" o:gfxdata="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">
                 <o:lock v:ext="edit" aspectratio="f"/>
-                <v:rect id="Rectangle 165" o:spid="_x0000_s1026" o:spt="1" style="position:absolute;left:12822;top:1243;height:1199;width:3448;" fillcolor="#FFFFFF" filled="t" stroked="t" coordsize="21600,21600" o:gfxdata="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">
+                <v:rect id="Rectangle 165" o:spid="_x0000_s1026" o:spt="1" style="position:absolute;left:12822;top:1243;height:1199;width:3448;" fillcolor="#FFFFFF" filled="t" stroked="t" coordsize="21600,21600" o:gfxdata="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">
                   <v:fill on="t" focussize="0,0"/>
                   <v:stroke weight="0.5pt" color="#000000" miterlimit="8" joinstyle="miter"/>
                   <v:imagedata o:title=""/>
                   <o:lock v:ext="edit" aspectratio="f"/>
                   <v:textbox inset="2.06375mm,0.7pt,2.06375mm,0.7pt"/>
                 </v:rect>
-                <v:shape id="Text Box 167" o:spid="_x0000_s1026" o:spt="202" type="#_x0000_t202" style="position:absolute;left:12727;top:2260;height:215;width:3616;" filled="f" stroked="f" coordsize="21600,21600" o:gfxdata="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">
+                <v:shape id="Text Box 167" o:spid="_x0000_s1026" o:spt="202" type="#_x0000_t202" style="position:absolute;left:12727;top:2260;height:215;width:3616;" filled="f" stroked="f" coordsize="21600,21600" o:gfxdata="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">
                   <v:fill on="f" focussize="0,0"/>
                   <v:stroke on="f"/>
                   <v:imagedata o:title=""/>
@@ -1942,7 +1940,7 @@
                     </w:txbxContent>
                   </v:textbox>
                 </v:shape>
-                <v:shape id="Text Box 168" o:spid="_x0000_s1026" o:spt="202" type="#_x0000_t202" style="position:absolute;left:12728;top:1672;height:227;width:524;" filled="f" stroked="f" coordsize="21600,21600" o:gfxdata="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">
+                <v:shape id="Text Box 168" o:spid="_x0000_s1026" o:spt="202" type="#_x0000_t202" style="position:absolute;left:12728;top:1672;height:227;width:524;" filled="f" stroked="f" coordsize="21600,21600" o:gfxdata="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">
                   <v:fill on="f" focussize="0,0"/>
                   <v:stroke on="f"/>
                   <v:imagedata o:title=""/>
@@ -1972,7 +1970,7 @@
                     </w:txbxContent>
                   </v:textbox>
                 </v:shape>
-                <v:shape id="Text Box 169" o:spid="_x0000_s1026" o:spt="202" type="#_x0000_t202" style="position:absolute;left:12722;top:1170;height:227;width:608;" filled="f" stroked="f" coordsize="21600,21600" o:gfxdata="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">
+                <v:shape id="Text Box 169" o:spid="_x0000_s1026" o:spt="202" type="#_x0000_t202" style="position:absolute;left:12722;top:1170;height:227;width:608;" filled="f" stroked="f" coordsize="21600,21600" o:gfxdata="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">
                   <v:fill on="f" focussize="0,0"/>
                   <v:stroke on="f"/>
                   <v:imagedata o:title=""/>
@@ -2001,7 +1999,7 @@
                     </w:txbxContent>
                   </v:textbox>
                 </v:shape>
-                <v:rect id="Rectangle 193" o:spid="_x0000_s1026" o:spt="1" style="position:absolute;left:12823;top:1035;height:240;width:3448;v-text-anchor:middle;" fillcolor="#FFFFFF" filled="t" stroked="t" coordsize="21600,21600" o:gfxdata="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">
+                <v:rect id="Rectangle 193" o:spid="_x0000_s1026" o:spt="1" style="position:absolute;left:12823;top:1035;height:240;width:3448;v-text-anchor:middle;" fillcolor="#FFFFFF" filled="t" stroked="t" coordsize="21600,21600" o:gfxdata="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">
                   <v:fill on="t" focussize="0,0"/>
                   <v:stroke weight="0.5pt" color="#000000" miterlimit="8" joinstyle="miter"/>
                   <v:imagedata o:title=""/>
@@ -2048,14 +2046,14 @@
                     </w:txbxContent>
                   </v:textbox>
                 </v:rect>
-                <v:rect id="Rectangle 196" o:spid="_x0000_s1026" o:spt="1" style="position:absolute;left:12822;top:2648;height:1199;width:3448;" fillcolor="#FFFFFF" filled="t" stroked="t" coordsize="21600,21600" o:gfxdata="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">
+                <v:rect id="Rectangle 196" o:spid="_x0000_s1026" o:spt="1" style="position:absolute;left:12822;top:2648;height:1199;width:3448;" fillcolor="#FFFFFF" filled="t" stroked="t" coordsize="21600,21600" o:gfxdata="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">
                   <v:fill on="t" focussize="0,0"/>
                   <v:stroke weight="0.5pt" color="#000000" miterlimit="8" joinstyle="miter"/>
                   <v:imagedata o:title=""/>
                   <o:lock v:ext="edit" aspectratio="f"/>
                   <v:textbox inset="2.06375mm,0.7pt,2.06375mm,0.7pt"/>
                 </v:rect>
-                <v:shape id="Text Box 197" o:spid="_x0000_s1026" o:spt="202" type="#_x0000_t202" style="position:absolute;left:12727;top:3665;height:215;width:3616;" filled="f" stroked="f" coordsize="21600,21600" o:gfxdata="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">
+                <v:shape id="Text Box 197" o:spid="_x0000_s1026" o:spt="202" type="#_x0000_t202" style="position:absolute;left:12727;top:3665;height:215;width:3616;" filled="f" stroked="f" coordsize="21600,21600" o:gfxdata="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">
                   <v:fill on="f" focussize="0,0"/>
                   <v:stroke on="f"/>
                   <v:imagedata o:title=""/>
@@ -2190,7 +2188,7 @@
                     </w:txbxContent>
                   </v:textbox>
                 </v:shape>
-                <v:shape id="Text Box 198" o:spid="_x0000_s1026" o:spt="202" type="#_x0000_t202" style="position:absolute;left:12728;top:3077;height:227;width:524;" filled="f" stroked="f" coordsize="21600,21600" o:gfxdata="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">
+                <v:shape id="Text Box 198" o:spid="_x0000_s1026" o:spt="202" type="#_x0000_t202" style="position:absolute;left:12728;top:3077;height:227;width:524;" filled="f" stroked="f" coordsize="21600,21600" o:gfxdata="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">
                   <v:fill on="f" focussize="0,0"/>
                   <v:stroke on="f"/>
                   <v:imagedata o:title=""/>
@@ -2220,7 +2218,7 @@
                     </w:txbxContent>
                   </v:textbox>
                 </v:shape>
-                <v:shape id="Text Box 199" o:spid="_x0000_s1026" o:spt="202" type="#_x0000_t202" style="position:absolute;left:12722;top:2575;height:227;width:608;" filled="f" stroked="f" coordsize="21600,21600" o:gfxdata="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">
+                <v:shape id="Text Box 199" o:spid="_x0000_s1026" o:spt="202" type="#_x0000_t202" style="position:absolute;left:12722;top:2575;height:227;width:608;" filled="f" stroked="f" coordsize="21600,21600" o:gfxdata="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">
                   <v:fill on="f" focussize="0,0"/>
                   <v:stroke on="f"/>
                   <v:imagedata o:title=""/>
@@ -2249,7 +2247,7 @@
                     </w:txbxContent>
                   </v:textbox>
                 </v:shape>
-                <v:rect id="Rectangle 200" o:spid="_x0000_s1026" o:spt="1" style="position:absolute;left:12823;top:2440;height:240;width:3448;v-text-anchor:middle;" fillcolor="#FFFFFF" filled="t" stroked="t" coordsize="21600,21600" o:gfxdata="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">
+                <v:rect id="Rectangle 200" o:spid="_x0000_s1026" o:spt="1" style="position:absolute;left:12823;top:2440;height:240;width:3448;v-text-anchor:middle;" fillcolor="#FFFFFF" filled="t" stroked="t" coordsize="21600,21600" o:gfxdata="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">
                   <v:fill on="t" focussize="0,0"/>
                   <v:stroke weight="0.5pt" color="#000000" miterlimit="8" joinstyle="miter"/>
                   <v:imagedata o:title=""/>
@@ -2308,16 +2306,16 @@
                     </w:txbxContent>
                   </v:textbox>
                 </v:rect>
-                <v:group id="Group 209" o:spid="_x0000_s1026" o:spt="203" style="position:absolute;left:12720;top:3974;height:1305;width:3621;" coordorigin="12728,3974" coordsize="3621,1305" o:gfxdata="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">
+                <v:group id="Group 209" o:spid="_x0000_s1026" o:spt="203" style="position:absolute;left:12720;top:3974;height:1305;width:3621;" coordorigin="12728,3974" coordsize="3621,1305" o:gfxdata="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">
                   <o:lock v:ext="edit" aspectratio="f"/>
-                  <v:rect id="Rectangle 203" o:spid="_x0000_s1026" o:spt="1" style="position:absolute;left:12828;top:4047;height:1199;width:3448;" fillcolor="#FFFFFF" filled="t" stroked="t" coordsize="21600,21600" o:gfxdata="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">
+                  <v:rect id="Rectangle 203" o:spid="_x0000_s1026" o:spt="1" style="position:absolute;left:12828;top:4047;height:1199;width:3448;" fillcolor="#FFFFFF" filled="t" stroked="t" coordsize="21600,21600" o:gfxdata="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">
                     <v:fill on="t" focussize="0,0"/>
                     <v:stroke weight="0.5pt" color="#000000" miterlimit="8" joinstyle="miter"/>
                     <v:imagedata o:title=""/>
                     <o:lock v:ext="edit" aspectratio="f"/>
                     <v:textbox inset="2.06375mm,0.7pt,2.06375mm,0.7pt"/>
                   </v:rect>
-                  <v:shape id="Text Box 204" o:spid="_x0000_s1026" o:spt="202" type="#_x0000_t202" style="position:absolute;left:12733;top:5064;height:215;width:3616;" filled="f" stroked="f" coordsize="21600,21600" o:gfxdata="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">
+                  <v:shape id="Text Box 204" o:spid="_x0000_s1026" o:spt="202" type="#_x0000_t202" style="position:absolute;left:12733;top:5064;height:215;width:3616;" filled="f" stroked="f" coordsize="21600,21600" o:gfxdata="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">
                     <v:fill on="f" focussize="0,0"/>
                     <v:stroke on="f"/>
                     <v:imagedata o:title=""/>
@@ -2452,7 +2450,7 @@
                       </w:txbxContent>
                     </v:textbox>
                   </v:shape>
-                  <v:shape id="Text Box 205" o:spid="_x0000_s1026" o:spt="202" type="#_x0000_t202" style="position:absolute;left:12734;top:4476;height:227;width:524;" filled="f" stroked="f" coordsize="21600,21600" o:gfxdata="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">
+                  <v:shape id="Text Box 205" o:spid="_x0000_s1026" o:spt="202" type="#_x0000_t202" style="position:absolute;left:12734;top:4476;height:227;width:524;" filled="f" stroked="f" coordsize="21600,21600" o:gfxdata="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">
                     <v:fill on="f" focussize="0,0"/>
                     <v:stroke on="f"/>
                     <v:imagedata o:title=""/>
@@ -2482,7 +2480,7 @@
                       </w:txbxContent>
                     </v:textbox>
                   </v:shape>
-                  <v:shape id="Text Box 206" o:spid="_x0000_s1026" o:spt="202" type="#_x0000_t202" style="position:absolute;left:12728;top:3974;height:227;width:608;" filled="f" stroked="f" coordsize="21600,21600" o:gfxdata="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">
+                  <v:shape id="Text Box 206" o:spid="_x0000_s1026" o:spt="202" type="#_x0000_t202" style="position:absolute;left:12728;top:3974;height:227;width:608;" filled="f" stroked="f" coordsize="21600,21600" o:gfxdata="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">
                     <v:fill on="f" focussize="0,0"/>
                     <v:stroke on="f"/>
                     <v:imagedata o:title=""/>
@@ -2512,7 +2510,7 @@
                     </v:textbox>
                   </v:shape>
                 </v:group>
-                <v:rect id="Rectangle 207" o:spid="_x0000_s1026" o:spt="1" style="position:absolute;left:12821;top:3840;height:240;width:3448;v-text-anchor:middle;" fillcolor="#FFFFFF" filled="t" stroked="t" coordsize="21600,21600" o:gfxdata="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">
+                <v:rect id="Rectangle 207" o:spid="_x0000_s1026" o:spt="1" style="position:absolute;left:12821;top:3840;height:240;width:3448;v-text-anchor:middle;" fillcolor="#FFFFFF" filled="t" stroked="t" coordsize="21600,21600" o:gfxdata="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">
                   <v:fill on="t" focussize="0,0"/>
                   <v:stroke weight="0.5pt" color="#000000" miterlimit="8" joinstyle="miter"/>
                   <v:imagedata o:title=""/>
@@ -2669,7 +2667,7 @@
           </mc:Choice>
           <mc:Fallback>
             <w:pict>
-              <v:shape id="テキスト ボックス 25" o:spid="_x0000_s1026" o:spt="202" type="#_x0000_t202" style="position:absolute;left:0pt;margin-left:637.65pt;margin-top:-138.45pt;height:19.5pt;width:134.25pt;z-index:251660288;mso-width-relative:page;mso-height-relative:page;" filled="f" stroked="f" coordsize="21600,21600" o:gfxdata="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">
+              <v:shape id="テキスト ボックス 25" o:spid="_x0000_s1026" o:spt="202" type="#_x0000_t202" style="position:absolute;left:0pt;margin-left:637.65pt;margin-top:-138.45pt;height:19.5pt;width:134.25pt;z-index:251660288;mso-width-relative:page;mso-height-relative:page;" filled="f" stroked="f" coordsize="21600,21600" o:gfxdata="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">
                 <v:fill on="f" focussize="0,0"/>
                 <v:stroke on="f" weight="0.5pt"/>
                 <v:imagedata o:title=""/>
@@ -5673,15 +5671,15 @@
         </w:tblCellMar>
       </w:tblPr>
       <w:tblGrid>
-        <w:gridCol w:w="460"/>
-        <w:gridCol w:w="525"/>
-        <w:gridCol w:w="2900"/>
-        <w:gridCol w:w="3255"/>
-        <w:gridCol w:w="840"/>
-        <w:gridCol w:w="2415"/>
-        <w:gridCol w:w="840"/>
-        <w:gridCol w:w="1680"/>
-        <w:gridCol w:w="2730"/>
+        <w:gridCol w:w="437"/>
+        <w:gridCol w:w="1507"/>
+        <w:gridCol w:w="2694"/>
+        <w:gridCol w:w="3208"/>
+        <w:gridCol w:w="772"/>
+        <w:gridCol w:w="2211"/>
+        <w:gridCol w:w="772"/>
+        <w:gridCol w:w="1570"/>
+        <w:gridCol w:w="2496"/>
       </w:tblGrid>
       <w:tr>
         <w:trPr>
@@ -6315,6 +6313,13 @@
             <w:pPr>
               <w:jc w:val="center"/>
             </w:pPr>
+            <w:r>
+              <w:rPr>
+                <w:rFonts w:hint="eastAsia" w:ascii="Times New Roman" w:hAnsi="Times New Roman" w:eastAsia="MS Gothic"/>
+                <w:lang w:val="en-US" w:eastAsia="zh-CN"/>
+              </w:rPr>
+              <w:t>{{test_numbers}}</w:t>
+            </w:r>
           </w:p>
         </w:tc>
         <w:tc>
@@ -6337,7 +6342,7 @@
                 <w:rFonts w:hint="eastAsia" w:ascii="Times New Roman" w:hAnsi="Times New Roman" w:eastAsia="MS Gothic"/>
                 <w:lang w:val="en-US" w:eastAsia="zh-CN"/>
               </w:rPr>
-              <w:t>{{test_name}}</w:t>
+              <w:t>{{test_names}}</w:t>
             </w:r>
           </w:p>
         </w:tc>
@@ -6437,6 +6442,8 @@
                 <w:sz w:val="18"/>
               </w:rPr>
             </w:pPr>
+            <w:bookmarkStart w:id="0" w:name="_GoBack"/>
+            <w:bookmarkEnd w:id="0"/>
           </w:p>
         </w:tc>
         <w:tc>
@@ -7143,7 +7150,7 @@
         </mc:Choice>
         <mc:Fallback>
           <w:pict>
-            <v:shape id="Text Box 55" o:spid="_x0000_s1026" o:spt="202" type="#_x0000_t202" style="position:absolute;left:0pt;margin-left:0.65pt;margin-top:-2.35pt;height:16.5pt;width:105pt;mso-position-horizontal-relative:margin;z-index:251661312;mso-width-relative:page;mso-height-relative:page;" filled="f" stroked="f" coordsize="21600,21600" o:gfxdata="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">
+            <v:shape id="Text Box 55" o:spid="_x0000_s1026" o:spt="202" type="#_x0000_t202" style="position:absolute;left:0pt;margin-left:0.65pt;margin-top:-2.35pt;height:16.5pt;width:105pt;mso-position-horizontal-relative:margin;z-index:251661312;mso-width-relative:page;mso-height-relative:page;" filled="f" stroked="f" coordsize="21600,21600" o:gfxdata="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">
               <v:fill on="f" focussize="0,0"/>
               <v:stroke on="f"/>
               <v:imagedata o:title=""/>
@@ -8740,9 +8747,7 @@
 
 <file path=customXml/item1.xml><?xml version="1.0" encoding="utf-8"?>
 <s:customData xmlns="http://www.wps.cn/officeDocument/2013/wpsCustomData" xmlns:s="http://www.wps.cn/officeDocument/2013/wpsCustomData">
-  <customSectProps>
-    <customSectPr/>
-  </customSectProps>
+  <customSectProps/>
   <customShpExts>
     <customShpInfo spid="_x0000_s1026" textRotate="1"/>
   </customShpExts>

--- a/static/templates/word/zh/检证计划书.docx
+++ b/static/templates/word/zh/检证计划书.docx
@@ -3529,393 +3529,126 @@
           </w:p>
           <w:p>
             <w:pPr>
-              <w:pStyle w:val="12"/>
-              <w:tabs>
-                <w:tab w:val="clear" w:pos="4252"/>
-                <w:tab w:val="clear" w:pos="8504"/>
-              </w:tabs>
               <w:spacing w:line="200" w:lineRule="exact"/>
               <w:rPr>
                 <w:rFonts w:ascii="微软雅黑" w:hAnsi="微软雅黑" w:eastAsia="微软雅黑"/>
                 <w:sz w:val="16"/>
+              </w:rPr>
+            </w:pPr>
+            <w:r>
+              <w:rPr>
+                <w:rFonts w:hint="eastAsia" w:ascii="微软雅黑" w:hAnsi="微软雅黑" w:eastAsia="微软雅黑"/>
+                <w:sz w:val="16"/>
+                <w:lang w:val="en-US" w:eastAsia="zh-CN"/>
+              </w:rPr>
+              <w:t>{{condition}}</w:t>
+            </w:r>
+            <w:r>
+              <w:rPr>
+                <w:rFonts w:ascii="微软雅黑" w:hAnsi="微软雅黑" w:eastAsia="微软雅黑"/>
+                <w:sz w:val="16"/>
+              </w:rPr>
+              <w:tab/>
+            </w:r>
+          </w:p>
+          <w:p>
+            <w:pPr>
+              <w:spacing w:line="200" w:lineRule="exact"/>
+              <w:rPr>
+                <w:rFonts w:ascii="微软雅黑" w:hAnsi="微软雅黑" w:eastAsia="微软雅黑"/>
+                <w:sz w:val="16"/>
+              </w:rPr>
+            </w:pPr>
+          </w:p>
+          <w:p>
+            <w:pPr>
+              <w:spacing w:line="200" w:lineRule="exact"/>
+              <w:rPr>
+                <w:rFonts w:ascii="微软雅黑" w:hAnsi="微软雅黑" w:eastAsia="微软雅黑"/>
+                <w:sz w:val="16"/>
                 <w:lang w:eastAsia="zh-CN"/>
               </w:rPr>
             </w:pPr>
+            <w:r>
+              <w:rPr>
+                <w:rFonts w:hint="eastAsia" w:ascii="微软雅黑" w:hAnsi="微软雅黑" w:eastAsia="微软雅黑" w:cs="微软雅黑"/>
+                <w:sz w:val="16"/>
+              </w:rPr>
+              <w:t>对</w:t>
+            </w:r>
+            <w:r>
+              <w:rPr>
+                <w:rFonts w:hint="eastAsia" w:ascii="微软雅黑" w:hAnsi="微软雅黑" w:eastAsia="微软雅黑" w:cs="MS PGothic"/>
+                <w:sz w:val="16"/>
+              </w:rPr>
+              <w:t>判定</w:t>
+            </w:r>
+            <w:r>
+              <w:rPr>
+                <w:rFonts w:hint="eastAsia" w:ascii="微软雅黑" w:hAnsi="微软雅黑" w:eastAsia="微软雅黑" w:cs="微软雅黑"/>
+                <w:sz w:val="16"/>
+              </w:rPr>
+              <w:t>产</w:t>
+            </w:r>
+            <w:r>
+              <w:rPr>
+                <w:rFonts w:hint="eastAsia" w:ascii="微软雅黑" w:hAnsi="微软雅黑" w:eastAsia="微软雅黑" w:cs="MS PGothic"/>
+                <w:sz w:val="16"/>
+              </w:rPr>
+              <w:t>生疑</w:t>
+            </w:r>
+            <w:r>
+              <w:rPr>
+                <w:rFonts w:hint="eastAsia" w:ascii="微软雅黑" w:hAnsi="微软雅黑" w:eastAsia="微软雅黑" w:cs="微软雅黑"/>
+                <w:sz w:val="16"/>
+              </w:rPr>
+              <w:t>问</w:t>
+            </w:r>
+            <w:r>
+              <w:rPr>
+                <w:rFonts w:hint="eastAsia" w:ascii="微软雅黑" w:hAnsi="微软雅黑" w:eastAsia="微软雅黑" w:cs="MS PGothic"/>
+                <w:sz w:val="16"/>
+              </w:rPr>
+              <w:t>的情况</w:t>
+            </w:r>
+          </w:p>
+          <w:p>
+            <w:pPr>
+              <w:spacing w:line="200" w:lineRule="exact"/>
+              <w:rPr>
+                <w:rFonts w:ascii="微软雅黑" w:hAnsi="微软雅黑" w:eastAsia="微软雅黑"/>
+                <w:sz w:val="16"/>
+              </w:rPr>
+            </w:pPr>
+            <w:r>
+              <w:rPr>
+                <w:rFonts w:hint="eastAsia" w:ascii="微软雅黑" w:hAnsi="微软雅黑" w:eastAsia="微软雅黑"/>
+                <w:sz w:val="16"/>
+                <w:lang w:val="en-US" w:eastAsia="zh-CN"/>
+              </w:rPr>
+              <w:t>{{doubt_condition}}</w:t>
+            </w:r>
+            <w:r>
+              <w:rPr>
+                <w:rFonts w:ascii="微软雅黑" w:hAnsi="微软雅黑" w:eastAsia="微软雅黑"/>
+                <w:sz w:val="16"/>
+              </w:rPr>
+              <w:tab/>
+            </w:r>
           </w:p>
           <w:p>
             <w:pPr>
               <w:numPr>
                 <w:ilvl w:val="0"/>
-                <w:numId w:val="3"/>
+                <w:numId w:val="0"/>
               </w:numPr>
               <w:spacing w:line="200" w:lineRule="exact"/>
-              <w:rPr>
-                <w:rFonts w:ascii="微软雅黑" w:hAnsi="微软雅黑" w:eastAsia="微软雅黑"/>
-                <w:sz w:val="16"/>
-              </w:rPr>
-            </w:pPr>
-            <w:r>
-              <w:rPr>
-                <w:rFonts w:hint="eastAsia" w:ascii="微软雅黑" w:hAnsi="微软雅黑" w:eastAsia="微软雅黑"/>
-                <w:sz w:val="16"/>
-              </w:rPr>
-              <w:t>·</w:t>
-            </w:r>
-            <w:r>
-              <w:rPr>
-                <w:rFonts w:hint="eastAsia" w:ascii="微软雅黑" w:hAnsi="微软雅黑" w:eastAsia="微软雅黑" w:cs="微软雅黑"/>
-                <w:sz w:val="16"/>
-              </w:rPr>
-              <w:t>环</w:t>
-            </w:r>
-            <w:r>
-              <w:rPr>
-                <w:rFonts w:hint="eastAsia" w:ascii="微软雅黑" w:hAnsi="微软雅黑" w:eastAsia="微软雅黑" w:cs="MS PGothic"/>
-                <w:sz w:val="16"/>
-              </w:rPr>
-              <w:t>境温度</w:t>
-            </w:r>
-            <w:r>
-              <w:rPr>
-                <w:rFonts w:hint="eastAsia" w:ascii="微软雅黑" w:hAnsi="微软雅黑" w:eastAsia="微软雅黑" w:cs="MS PGothic"/>
-                <w:sz w:val="16"/>
-                <w:lang w:val="en-US" w:eastAsia="zh-CN"/>
-              </w:rPr>
-              <w:t xml:space="preserve"> {{environment_temperature}}</w:t>
-            </w:r>
-          </w:p>
-          <w:p>
-            <w:pPr>
-              <w:numPr>
-                <w:ilvl w:val="0"/>
-                <w:numId w:val="3"/>
-              </w:numPr>
-              <w:spacing w:line="200" w:lineRule="exact"/>
-              <w:rPr>
-                <w:rFonts w:ascii="微软雅黑" w:hAnsi="微软雅黑" w:eastAsia="微软雅黑"/>
-                <w:sz w:val="16"/>
-              </w:rPr>
-            </w:pPr>
-            <w:r>
-              <w:rPr>
-                <w:rFonts w:hint="eastAsia" w:ascii="微软雅黑" w:hAnsi="微软雅黑" w:eastAsia="微软雅黑"/>
-                <w:sz w:val="16"/>
-              </w:rPr>
-              <w:t>·相</w:t>
-            </w:r>
-            <w:r>
-              <w:rPr>
-                <w:rFonts w:hint="eastAsia" w:ascii="微软雅黑" w:hAnsi="微软雅黑" w:eastAsia="微软雅黑" w:cs="微软雅黑"/>
-                <w:sz w:val="16"/>
-              </w:rPr>
-              <w:t>对</w:t>
-            </w:r>
-            <w:r>
-              <w:rPr>
-                <w:rFonts w:hint="eastAsia" w:ascii="微软雅黑" w:hAnsi="微软雅黑" w:eastAsia="微软雅黑" w:cs="MS PGothic"/>
-                <w:sz w:val="16"/>
-              </w:rPr>
-              <w:t>湿度</w:t>
-            </w:r>
-            <w:r>
-              <w:rPr>
-                <w:rFonts w:hint="eastAsia" w:ascii="微软雅黑" w:hAnsi="微软雅黑" w:eastAsia="微软雅黑" w:cs="MS PGothic"/>
-                <w:sz w:val="16"/>
-                <w:lang w:val="en-US" w:eastAsia="zh-CN"/>
-              </w:rPr>
-              <w:t xml:space="preserve"> {{relative_humidity}}</w:t>
-            </w:r>
-          </w:p>
-          <w:p>
-            <w:pPr>
-              <w:numPr>
-                <w:ilvl w:val="0"/>
-                <w:numId w:val="3"/>
-              </w:numPr>
-              <w:spacing w:line="200" w:lineRule="exact"/>
-              <w:rPr>
-                <w:rFonts w:hint="eastAsia" w:ascii="微软雅黑" w:hAnsi="微软雅黑" w:eastAsia="微软雅黑"/>
-                <w:sz w:val="16"/>
-              </w:rPr>
-            </w:pPr>
-            <w:r>
-              <w:rPr>
-                <w:rFonts w:hint="eastAsia" w:ascii="微软雅黑" w:hAnsi="微软雅黑" w:eastAsia="微软雅黑"/>
-                <w:sz w:val="16"/>
-              </w:rPr>
-              <w:t>·</w:t>
-            </w:r>
-            <w:r>
-              <w:rPr>
-                <w:rFonts w:hint="eastAsia" w:ascii="微软雅黑" w:hAnsi="微软雅黑" w:eastAsia="微软雅黑" w:cs="微软雅黑"/>
-                <w:sz w:val="16"/>
-              </w:rPr>
-              <w:t>测试电压</w:t>
-            </w:r>
-            <w:r>
-              <w:rPr>
-                <w:rFonts w:hint="eastAsia" w:ascii="微软雅黑" w:hAnsi="微软雅黑" w:eastAsia="微软雅黑" w:cs="微软雅黑"/>
-                <w:sz w:val="16"/>
-                <w:lang w:val="en-US" w:eastAsia="zh-CN"/>
-              </w:rPr>
-              <w:t xml:space="preserve"> {{test_voltage}}</w:t>
-            </w:r>
-          </w:p>
-          <w:p>
-            <w:pPr>
-              <w:numPr>
-                <w:ilvl w:val="0"/>
-                <w:numId w:val="3"/>
-              </w:numPr>
-              <w:spacing w:line="200" w:lineRule="exact"/>
-              <w:rPr>
-                <w:rFonts w:ascii="微软雅黑" w:hAnsi="微软雅黑" w:eastAsia="微软雅黑"/>
-                <w:sz w:val="16"/>
-              </w:rPr>
-            </w:pPr>
-            <w:r>
-              <w:rPr>
-                <w:rFonts w:hint="eastAsia" w:ascii="微软雅黑" w:hAnsi="微软雅黑" w:eastAsia="微软雅黑"/>
-                <w:sz w:val="16"/>
-              </w:rPr>
-              <w:t>·</w:t>
-            </w:r>
-            <w:r>
-              <w:rPr>
-                <w:rFonts w:hint="eastAsia" w:ascii="微软雅黑" w:hAnsi="微软雅黑" w:eastAsia="微软雅黑" w:cs="微软雅黑"/>
-                <w:sz w:val="16"/>
-              </w:rPr>
-              <w:t>测试频</w:t>
-            </w:r>
-            <w:r>
-              <w:rPr>
-                <w:rFonts w:hint="eastAsia" w:ascii="微软雅黑" w:hAnsi="微软雅黑" w:eastAsia="微软雅黑" w:cs="MS PGothic"/>
-                <w:sz w:val="16"/>
-              </w:rPr>
-              <w:t>率</w:t>
-            </w:r>
-          </w:p>
-          <w:p>
-            <w:pPr>
-              <w:spacing w:line="200" w:lineRule="exact"/>
-              <w:ind w:left="6"/>
-              <w:rPr>
-                <w:rFonts w:ascii="微软雅黑" w:hAnsi="微软雅黑" w:eastAsia="微软雅黑"/>
-                <w:sz w:val="16"/>
-              </w:rPr>
-            </w:pPr>
-            <w:r>
-              <w:rPr>
-                <w:rFonts w:ascii="微软雅黑" w:hAnsi="微软雅黑" w:eastAsia="微软雅黑"/>
-                <w:sz w:val="16"/>
-              </w:rPr>
-              <w:tab/>
-            </w:r>
-          </w:p>
-          <w:p>
-            <w:pPr>
-              <w:spacing w:line="200" w:lineRule="exact"/>
-              <w:rPr>
-                <w:rFonts w:ascii="微软雅黑" w:hAnsi="微软雅黑" w:eastAsia="微软雅黑"/>
-                <w:sz w:val="16"/>
-                <w:lang w:eastAsia="zh-CN"/>
-              </w:rPr>
-            </w:pPr>
-            <w:r>
-              <w:rPr>
-                <w:rFonts w:hint="eastAsia" w:ascii="微软雅黑" w:hAnsi="微软雅黑" w:eastAsia="微软雅黑" w:cs="微软雅黑"/>
-                <w:sz w:val="16"/>
-              </w:rPr>
-              <w:t>对</w:t>
-            </w:r>
-            <w:r>
-              <w:rPr>
-                <w:rFonts w:hint="eastAsia" w:ascii="微软雅黑" w:hAnsi="微软雅黑" w:eastAsia="微软雅黑" w:cs="MS PGothic"/>
-                <w:sz w:val="16"/>
-              </w:rPr>
-              <w:t>判定</w:t>
-            </w:r>
-            <w:r>
-              <w:rPr>
-                <w:rFonts w:hint="eastAsia" w:ascii="微软雅黑" w:hAnsi="微软雅黑" w:eastAsia="微软雅黑" w:cs="微软雅黑"/>
-                <w:sz w:val="16"/>
-              </w:rPr>
-              <w:t>产</w:t>
-            </w:r>
-            <w:r>
-              <w:rPr>
-                <w:rFonts w:hint="eastAsia" w:ascii="微软雅黑" w:hAnsi="微软雅黑" w:eastAsia="微软雅黑" w:cs="MS PGothic"/>
-                <w:sz w:val="16"/>
-              </w:rPr>
-              <w:t>生疑</w:t>
-            </w:r>
-            <w:r>
-              <w:rPr>
-                <w:rFonts w:hint="eastAsia" w:ascii="微软雅黑" w:hAnsi="微软雅黑" w:eastAsia="微软雅黑" w:cs="微软雅黑"/>
-                <w:sz w:val="16"/>
-              </w:rPr>
-              <w:t>问</w:t>
-            </w:r>
-            <w:r>
-              <w:rPr>
-                <w:rFonts w:hint="eastAsia" w:ascii="微软雅黑" w:hAnsi="微软雅黑" w:eastAsia="微软雅黑" w:cs="MS PGothic"/>
-                <w:sz w:val="16"/>
-              </w:rPr>
-              <w:t>的情况</w:t>
-            </w:r>
-          </w:p>
-          <w:p>
-            <w:pPr>
-              <w:spacing w:line="200" w:lineRule="exact"/>
-              <w:rPr>
-                <w:rFonts w:hint="eastAsia" w:ascii="微软雅黑" w:hAnsi="微软雅黑" w:eastAsia="微软雅黑"/>
-                <w:sz w:val="16"/>
-                <w:lang w:eastAsia="zh-CN"/>
-              </w:rPr>
-            </w:pPr>
-          </w:p>
-          <w:p>
-            <w:pPr>
-              <w:numPr>
-                <w:ilvl w:val="0"/>
-                <w:numId w:val="3"/>
-              </w:numPr>
-              <w:spacing w:line="200" w:lineRule="exact"/>
-              <w:rPr>
-                <w:rFonts w:ascii="微软雅黑" w:hAnsi="微软雅黑" w:eastAsia="微软雅黑"/>
-                <w:sz w:val="16"/>
-              </w:rPr>
-            </w:pPr>
-            <w:r>
-              <w:rPr>
-                <w:rFonts w:hint="eastAsia" w:ascii="微软雅黑" w:hAnsi="微软雅黑" w:eastAsia="微软雅黑"/>
-                <w:sz w:val="16"/>
-              </w:rPr>
-              <w:t>·</w:t>
-            </w:r>
-            <w:r>
-              <w:rPr>
-                <w:rFonts w:hint="eastAsia" w:ascii="微软雅黑" w:hAnsi="微软雅黑" w:eastAsia="微软雅黑" w:cs="微软雅黑"/>
-                <w:sz w:val="16"/>
-              </w:rPr>
-              <w:t>环</w:t>
-            </w:r>
-            <w:r>
-              <w:rPr>
-                <w:rFonts w:hint="eastAsia" w:ascii="微软雅黑" w:hAnsi="微软雅黑" w:eastAsia="微软雅黑" w:cs="MS PGothic"/>
-                <w:sz w:val="16"/>
-              </w:rPr>
-              <w:t>境温度</w:t>
-            </w:r>
-          </w:p>
-          <w:p>
-            <w:pPr>
-              <w:numPr>
-                <w:ilvl w:val="0"/>
-                <w:numId w:val="3"/>
-              </w:numPr>
-              <w:spacing w:line="200" w:lineRule="exact"/>
-              <w:rPr>
-                <w:rFonts w:ascii="微软雅黑" w:hAnsi="微软雅黑" w:eastAsia="微软雅黑"/>
-                <w:sz w:val="16"/>
-              </w:rPr>
-            </w:pPr>
-            <w:r>
-              <w:rPr>
-                <w:rFonts w:hint="eastAsia" w:ascii="微软雅黑" w:hAnsi="微软雅黑" w:eastAsia="微软雅黑"/>
-                <w:sz w:val="16"/>
-              </w:rPr>
-              <w:t>·相</w:t>
-            </w:r>
-            <w:r>
-              <w:rPr>
-                <w:rFonts w:hint="eastAsia" w:ascii="微软雅黑" w:hAnsi="微软雅黑" w:eastAsia="微软雅黑" w:cs="微软雅黑"/>
-                <w:sz w:val="16"/>
-              </w:rPr>
-              <w:t>对</w:t>
-            </w:r>
-            <w:r>
-              <w:rPr>
-                <w:rFonts w:hint="eastAsia" w:ascii="微软雅黑" w:hAnsi="微软雅黑" w:eastAsia="微软雅黑" w:cs="MS PGothic"/>
-                <w:sz w:val="16"/>
-              </w:rPr>
-              <w:t>湿度</w:t>
-            </w:r>
-          </w:p>
-          <w:p>
-            <w:pPr>
-              <w:numPr>
-                <w:ilvl w:val="0"/>
-                <w:numId w:val="3"/>
-              </w:numPr>
-              <w:spacing w:line="200" w:lineRule="exact"/>
-              <w:rPr>
-                <w:rFonts w:ascii="微软雅黑" w:hAnsi="微软雅黑" w:eastAsia="微软雅黑"/>
-                <w:sz w:val="16"/>
-              </w:rPr>
-            </w:pPr>
-            <w:r>
-              <w:rPr>
-                <w:rFonts w:hint="eastAsia" w:ascii="微软雅黑" w:hAnsi="微软雅黑" w:eastAsia="微软雅黑"/>
-                <w:sz w:val="16"/>
-              </w:rPr>
-              <w:t>·</w:t>
-            </w:r>
-            <w:r>
-              <w:rPr>
-                <w:rFonts w:hint="eastAsia" w:ascii="微软雅黑" w:hAnsi="微软雅黑" w:eastAsia="微软雅黑" w:cs="微软雅黑"/>
-                <w:sz w:val="16"/>
-              </w:rPr>
-              <w:t>测试电压</w:t>
-            </w:r>
-          </w:p>
-          <w:p>
-            <w:pPr>
-              <w:numPr>
-                <w:ilvl w:val="0"/>
-                <w:numId w:val="3"/>
-              </w:numPr>
-              <w:spacing w:line="200" w:lineRule="exact"/>
-              <w:rPr>
-                <w:rFonts w:hint="eastAsia" w:ascii="微软雅黑" w:hAnsi="微软雅黑" w:eastAsia="微软雅黑"/>
-                <w:sz w:val="16"/>
-              </w:rPr>
-            </w:pPr>
-            <w:r>
-              <w:rPr>
-                <w:rFonts w:hint="eastAsia" w:ascii="微软雅黑" w:hAnsi="微软雅黑" w:eastAsia="微软雅黑"/>
-                <w:sz w:val="16"/>
-              </w:rPr>
-              <w:t>·</w:t>
-            </w:r>
-            <w:r>
-              <w:rPr>
-                <w:rFonts w:hint="eastAsia" w:ascii="微软雅黑" w:hAnsi="微软雅黑" w:eastAsia="微软雅黑" w:cs="微软雅黑"/>
-                <w:sz w:val="16"/>
-              </w:rPr>
-              <w:t>测试频</w:t>
-            </w:r>
-            <w:r>
-              <w:rPr>
-                <w:rFonts w:hint="eastAsia" w:ascii="微软雅黑" w:hAnsi="微软雅黑" w:eastAsia="微软雅黑" w:cs="MS PGothic"/>
-                <w:sz w:val="16"/>
-              </w:rPr>
-              <w:t>率</w:t>
-            </w:r>
-            <w:r>
-              <w:rPr>
-                <w:rFonts w:hint="eastAsia" w:ascii="微软雅黑" w:hAnsi="微软雅黑" w:eastAsia="微软雅黑"/>
-                <w:sz w:val="16"/>
-              </w:rPr>
-              <w:t xml:space="preserve"> </w:t>
-            </w:r>
-            <w:r>
-              <w:rPr>
-                <w:rFonts w:ascii="微软雅黑" w:hAnsi="微软雅黑" w:eastAsia="微软雅黑"/>
-                <w:sz w:val="16"/>
-              </w:rPr>
-              <w:t xml:space="preserve">      </w:t>
-            </w:r>
+              <w:ind w:leftChars="0"/>
+              <w:rPr>
+                <w:rFonts w:hint="eastAsia" w:ascii="微软雅黑" w:hAnsi="微软雅黑" w:eastAsia="微软雅黑"/>
+                <w:sz w:val="16"/>
+              </w:rPr>
+            </w:pPr>
           </w:p>
         </w:tc>
         <w:tc>
@@ -5671,15 +5404,15 @@
         </w:tblCellMar>
       </w:tblPr>
       <w:tblGrid>
-        <w:gridCol w:w="437"/>
-        <w:gridCol w:w="1507"/>
-        <w:gridCol w:w="2694"/>
-        <w:gridCol w:w="3208"/>
-        <w:gridCol w:w="772"/>
-        <w:gridCol w:w="2211"/>
-        <w:gridCol w:w="772"/>
-        <w:gridCol w:w="1570"/>
-        <w:gridCol w:w="2496"/>
+        <w:gridCol w:w="410"/>
+        <w:gridCol w:w="1429"/>
+        <w:gridCol w:w="2443"/>
+        <w:gridCol w:w="3104"/>
+        <w:gridCol w:w="696"/>
+        <w:gridCol w:w="2686"/>
+        <w:gridCol w:w="696"/>
+        <w:gridCol w:w="1448"/>
+        <w:gridCol w:w="2755"/>
       </w:tblGrid>
       <w:tr>
         <w:trPr>
@@ -5985,14 +5718,30 @@
                 <w:sz w:val="18"/>
                 <w:lang w:eastAsia="zh-CN"/>
               </w:rPr>
-              <w:t>试验结果书</w:t>
-            </w:r>
-            <w:r>
-              <w:rPr>
-                <w:rFonts w:hint="eastAsia" w:ascii="微软雅黑" w:hAnsi="微软雅黑" w:eastAsia="微软雅黑"/>
+              <w:t>试验</w:t>
+            </w:r>
+            <w:r>
+              <w:rPr>
+                <w:rFonts w:hint="eastAsia" w:ascii="微软雅黑" w:hAnsi="微软雅黑" w:eastAsia="微软雅黑" w:cs="微软雅黑"/>
+                <w:sz w:val="18"/>
+                <w:lang w:val="en-US" w:eastAsia="zh-CN"/>
+              </w:rPr>
+              <w:t>要项</w:t>
+            </w:r>
+            <w:r>
+              <w:rPr>
+                <w:rFonts w:hint="eastAsia" w:ascii="微软雅黑" w:hAnsi="微软雅黑" w:eastAsia="微软雅黑" w:cs="微软雅黑"/>
                 <w:sz w:val="18"/>
                 <w:lang w:eastAsia="zh-CN"/>
               </w:rPr>
+              <w:t>书</w:t>
+            </w:r>
+            <w:r>
+              <w:rPr>
+                <w:rFonts w:hint="eastAsia" w:ascii="微软雅黑" w:hAnsi="微软雅黑" w:eastAsia="微软雅黑"/>
+                <w:sz w:val="18"/>
+                <w:lang w:eastAsia="zh-CN"/>
+              </w:rPr>
               <w:t>ＮＯ．等</w:t>
             </w:r>
           </w:p>
@@ -6161,7 +5910,24 @@
                 <w:sz w:val="16"/>
                 <w:szCs w:val="16"/>
               </w:rPr>
-              <w:t>备注</w:t>
+              <w:t>个别试验</w:t>
+            </w:r>
+            <w:r>
+              <w:rPr>
+                <w:rFonts w:hint="eastAsia" w:ascii="微软雅黑" w:hAnsi="微软雅黑" w:eastAsia="微软雅黑" w:cs="微软雅黑"/>
+                <w:sz w:val="16"/>
+                <w:szCs w:val="16"/>
+                <w:lang w:val="en-US" w:eastAsia="zh-CN"/>
+              </w:rPr>
+              <w:t>结果</w:t>
+            </w:r>
+            <w:r>
+              <w:rPr>
+                <w:rFonts w:hint="eastAsia" w:ascii="微软雅黑" w:hAnsi="微软雅黑" w:eastAsia="微软雅黑" w:cs="微软雅黑"/>
+                <w:sz w:val="16"/>
+                <w:szCs w:val="16"/>
+              </w:rPr>
+              <w:t>书备注</w:t>
             </w:r>
             <w:r>
               <w:rPr>
@@ -6311,14 +6077,15 @@
           </w:tcPr>
           <w:p>
             <w:pPr>
-              <w:jc w:val="center"/>
+              <w:spacing w:line="120" w:lineRule="atLeast"/>
+              <w:jc w:val="left"/>
             </w:pPr>
             <w:r>
               <w:rPr>
                 <w:rFonts w:hint="eastAsia" w:ascii="Times New Roman" w:hAnsi="Times New Roman" w:eastAsia="MS Gothic"/>
                 <w:lang w:val="en-US" w:eastAsia="zh-CN"/>
               </w:rPr>
-              <w:t>{{test_numbers}}</w:t>
+              <w:t>{{test_number}}</w:t>
             </w:r>
           </w:p>
         </w:tc>
@@ -6342,7 +6109,7 @@
                 <w:rFonts w:hint="eastAsia" w:ascii="Times New Roman" w:hAnsi="Times New Roman" w:eastAsia="MS Gothic"/>
                 <w:lang w:val="en-US" w:eastAsia="zh-CN"/>
               </w:rPr>
-              <w:t>{{test_names}}</w:t>
+              <w:t>{{test_name}}</w:t>
             </w:r>
           </w:p>
         </w:tc>
@@ -6372,8 +6139,10 @@
                 <w:rFonts w:hint="eastAsia" w:ascii="微软雅黑" w:hAnsi="微软雅黑" w:eastAsia="微软雅黑"/>
                 <w:sz w:val="18"/>
               </w:rPr>
-              <w:t>requirements</w:t>
-            </w:r>
+              <w:t>requirement</w:t>
+            </w:r>
+            <w:bookmarkStart w:id="0" w:name="_GoBack"/>
+            <w:bookmarkEnd w:id="0"/>
             <w:r>
               <w:rPr>
                 <w:rFonts w:hint="eastAsia" w:ascii="微软雅黑" w:hAnsi="微软雅黑" w:eastAsia="微软雅黑"/>
@@ -6402,7 +6171,7 @@
                 <w:rFonts w:ascii="微软雅黑" w:hAnsi="微软雅黑" w:eastAsia="微软雅黑"/>
                 <w:sz w:val="18"/>
               </w:rPr>
-              <w:t>standards</w:t>
+              <w:t>standard</w:t>
             </w:r>
             <w:r>
               <w:rPr>
@@ -6442,8 +6211,14 @@
                 <w:sz w:val="18"/>
               </w:rPr>
             </w:pPr>
-            <w:bookmarkStart w:id="0" w:name="_GoBack"/>
-            <w:bookmarkEnd w:id="0"/>
+            <w:r>
+              <w:rPr>
+                <w:rFonts w:hint="eastAsia" w:eastAsia="宋体"/>
+                <w:sz w:val="18"/>
+                <w:lang w:val="en-US" w:eastAsia="zh-CN"/>
+              </w:rPr>
+              <w:t>{{individual_test_spec_number}}</w:t>
+            </w:r>
           </w:p>
         </w:tc>
         <w:tc>
@@ -6488,6 +6263,13 @@
               </w:tabs>
               <w:spacing w:line="240" w:lineRule="auto"/>
             </w:pPr>
+            <w:r>
+              <w:rPr>
+                <w:rFonts w:hint="eastAsia" w:eastAsia="宋体"/>
+                <w:lang w:val="en-US" w:eastAsia="zh-CN"/>
+              </w:rPr>
+              <w:t>{{individual_test_result_number}}</w:t>
+            </w:r>
           </w:p>
         </w:tc>
       </w:tr>

--- a/static/templates/word/zh/检证计划书.docx
+++ b/static/templates/word/zh/检证计划书.docx
@@ -667,7 +667,17 @@
                 <w:sz w:val="16"/>
                 <w:lang w:val="en-US" w:eastAsia="zh-CN"/>
               </w:rPr>
-              <w:t>{{product_model_name}}</w:t>
+              <w:t>{{product_model</w:t>
+            </w:r>
+            <w:bookmarkStart w:id="0" w:name="_GoBack"/>
+            <w:bookmarkEnd w:id="0"/>
+            <w:r>
+              <w:rPr>
+                <w:rFonts w:hint="eastAsia" w:ascii="微软雅黑" w:hAnsi="微软雅黑" w:eastAsia="微软雅黑"/>
+                <w:sz w:val="16"/>
+                <w:lang w:val="en-US" w:eastAsia="zh-CN"/>
+              </w:rPr>
+              <w:t>}}</w:t>
             </w:r>
           </w:p>
         </w:tc>
@@ -6141,8 +6151,6 @@
               </w:rPr>
               <w:t>requirement</w:t>
             </w:r>
-            <w:bookmarkStart w:id="0" w:name="_GoBack"/>
-            <w:bookmarkEnd w:id="0"/>
             <w:r>
               <w:rPr>
                 <w:rFonts w:hint="eastAsia" w:ascii="微软雅黑" w:hAnsi="微软雅黑" w:eastAsia="微软雅黑"/>
